--- a/zhs/docx/028.content.docx
+++ b/zhs/docx/028.content.docx
@@ -19,7 +19,7 @@
         <w:rPr>
           <w:lang w:val="zh_CN" w:bidi="zh_CN"/>
         </w:rPr>
-        <w:t>Resource: 关键词 (SRV)</w:t>
+        <w:t>Resource: Familiarization, Internalization, Articulation (Fia) Terms</w:t>
       </w:r>
       <w:r>
         <w:rPr>
@@ -39,42 +39,61 @@
           <w:b/>
           <w:lang w:val="zh_CN" w:bidi="zh_CN"/>
         </w:rPr>
-        <w:t>Familiarization, Internalization, Articulation (FIA) Key Terms</w:t>
-      </w:r>
-      <w:r>
-        <w:rPr>
-          <w:lang w:val="zh_CN" w:bidi="zh_CN"/>
-        </w:rPr>
-        <w:t xml:space="preserve"> © 2023 SRV Partners Released under CC BY-SA 4.0 license. </w:t>
-      </w:r>
-      <w:r>
-        <w:rPr>
-          <w:lang w:val="zh_CN" w:bidi="zh_CN"/>
-        </w:rPr>
-        <w:t>Familiarization, Internalization, Articulation (FIA) Key Terms</w:t>
-      </w:r>
-      <w:r>
-        <w:rPr>
-          <w:lang w:val="zh_CN" w:bidi="zh_CN"/>
-        </w:rPr>
-        <w:t xml:space="preserve"> has been adapted in the following languages Tok Pisin, عربي, Français, हिंदी, Bahasa Indonesia, Português, Русский, Español, Kiswahili, 简体中文 from </w:t>
-      </w:r>
-      <w:r>
-        <w:rPr>
-          <w:lang w:val="zh_CN" w:bidi="zh_CN"/>
-        </w:rPr>
-        <w:t>Familiarization, Internalization, Articulation (FIA)</w:t>
-      </w:r>
-      <w:r>
-        <w:rPr>
-          <w:lang w:val="zh_CN" w:bidi="zh_CN"/>
-        </w:rPr>
-        <w:t xml:space="preserve"> © 2023 SRV Partners. Released under CC BY-SA 4.0 license by Mission Mutual</w:t>
-      </w:r>
-      <w:r>
-        <w:rPr>
-          <w:lang w:val="zh_CN" w:bidi="zh_CN"/>
-        </w:rPr>
+        <w:t>Familiarization, Internalization, Articulation (Fia) Terms</w:t>
+      </w:r>
+      <w:r>
+        <w:rPr>
+          <w:lang w:val="zh_CN" w:bidi="zh_CN"/>
+        </w:rPr>
+        <w:t xml:space="preserve"> (Chinese (Simplified)) is based on: </w:t>
+      </w:r>
+      <w:r>
+        <w:rPr>
+          <w:lang w:val="zh_CN" w:bidi="zh_CN"/>
+        </w:rPr>
+        <w:t>Familiarization, Internalization, Articulation (Fia) Terms</w:t>
+      </w:r>
+      <w:r>
+        <w:rPr>
+          <w:lang w:val="zh_CN" w:bidi="zh_CN"/>
+        </w:rPr>
+        <w:t xml:space="preserve">, </w:t>
+      </w:r>
+      <w:hyperlink r:id="rId13">
+        <w:r>
+          <w:rPr>
+            <w:lang w:val="zh_CN" w:bidi="zh_CN"/>
+          </w:rPr>
+          <w:rPr>
+            <w:color w:val="0000EE"/>
+            <w:u w:val="single"/>
+          </w:rPr>
+          <w:t>SRV Partners</w:t>
+        </w:r>
+      </w:hyperlink>
+      <w:r>
+        <w:rPr>
+          <w:lang w:val="zh_CN" w:bidi="zh_CN"/>
+        </w:rPr>
+        <w:t xml:space="preserve">, 2023, which is licensed under a </w:t>
+      </w:r>
+      <w:hyperlink r:id="rId14">
+        <w:r>
+          <w:rPr>
+            <w:lang w:val="zh_CN" w:bidi="zh_CN"/>
+          </w:rPr>
+          <w:rPr>
+            <w:color w:val="0000EE"/>
+            <w:u w:val="single"/>
+          </w:rPr>
+          <w:t>CC BY-SA 4.0 license</w:t>
+        </w:r>
+      </w:hyperlink>
+      <w:r>
+        <w:rPr>
+          <w:lang w:val="zh_CN" w:bidi="zh_CN"/>
+        </w:rPr>
+        <w:t>.</w:t>
       </w:r>
       <w:r>
         <w:rPr>
@@ -83,6 +102,30 @@
       </w:r>
     </w:p>
     <w:p>
+      <w:pPr/>
+      <w:r>
+        <w:rPr>
+          <w:lang w:val="zh_CN" w:bidi="zh_CN"/>
+        </w:rPr>
+      </w:r>
+      <w:r>
+        <w:rPr>
+          <w:lang w:val="zh_CN" w:bidi="zh_CN"/>
+        </w:rPr>
+        <w:t>This PDF version is provided under the same license.</w:t>
+      </w:r>
+      <w:r>
+        <w:rPr>
+          <w:lang w:val="zh_CN" w:bidi="zh_CN"/>
+        </w:rPr>
+      </w:r>
+      <w:r>
+        <w:rPr>
+          <w:lang w:val="zh_CN" w:bidi="zh_CN"/>
+        </w:rPr>
+      </w:r>
+    </w:p>
+    <w:p>
       <w:pPr>
         <w:pStyle w:val="Heading1"/>
       </w:pPr>
@@ -90,7 +133,7 @@
         <w:rPr>
           <w:lang w:val="zh_CN" w:bidi="zh_CN"/>
         </w:rPr>
-        <w:t>关键词 (SRV)</w:t>
+        <w:t>Familiarization, Internalization, Articulation (Fia) Terms</w:t>
       </w:r>
     </w:p>
     <w:p>
@@ -238,24 +281,36 @@
         </w:rPr>
         <w:t>神告诉百姓，他们必须为他们的</w:t>
       </w:r>
-      <w:r>
-        <w:rPr>
-          <w:lang w:val="zh_CN" w:bidi="zh_CN"/>
-        </w:rPr>
-        <w:t>罪</w:t>
-      </w:r>
+      <w:hyperlink r:id="rId15">
+        <w:r>
+          <w:rPr>
+            <w:lang w:val="zh_CN" w:bidi="zh_CN"/>
+          </w:rPr>
+          <w:rPr>
+            <w:color w:val="0000EE"/>
+            <w:u w:val="single"/>
+          </w:rPr>
+          <w:t>罪</w:t>
+        </w:r>
+      </w:hyperlink>
       <w:r>
         <w:rPr>
           <w:lang w:val="zh_CN" w:bidi="zh_CN"/>
         </w:rPr>
         <w:t>悔改。 当人们悔改时，神会</w:t>
       </w:r>
-      <w:r>
-        <w:rPr>
-          <w:lang w:val="zh_CN" w:bidi="zh_CN"/>
-        </w:rPr>
-        <w:t>赦免</w:t>
-      </w:r>
+      <w:hyperlink r:id="rId16">
+        <w:r>
+          <w:rPr>
+            <w:lang w:val="zh_CN" w:bidi="zh_CN"/>
+          </w:rPr>
+          <w:rPr>
+            <w:color w:val="0000EE"/>
+            <w:u w:val="single"/>
+          </w:rPr>
+          <w:t>赦免</w:t>
+        </w:r>
+      </w:hyperlink>
       <w:r>
         <w:rPr>
           <w:lang w:val="zh_CN" w:bidi="zh_CN"/>
@@ -415,12 +470,23 @@
         <w:rPr>
           <w:lang w:val="zh_CN" w:bidi="zh_CN"/>
         </w:rPr>
-        <w:t>会幕</w:t>
-      </w:r>
-      <w:r>
-        <w:rPr>
-          <w:lang w:val="zh_CN" w:bidi="zh_CN"/>
-        </w:rPr>
+        <w:t>悔改</w:t>
+      </w:r>
+      <w:r>
+        <w:rPr>
+          <w:lang w:val="zh_CN" w:bidi="zh_CN"/>
+        </w:rPr>
+      </w:r>
+    </w:p>
+    <w:p>
+      <w:pPr>
+        <w:pStyle w:val="Heading4"/>
+      </w:pPr>
+      <w:r>
+        <w:rPr>
+          <w:lang w:val="zh_CN" w:bidi="zh_CN"/>
+        </w:rPr>
+        <w:t>Audio Content</w:t>
       </w:r>
     </w:p>
     <w:p>
@@ -430,30 +496,33 @@
           <w:lang w:val="zh_CN" w:bidi="zh_CN"/>
         </w:rPr>
       </w:r>
-      <w:r>
-        <w:rPr>
-          <w:b/>
-          <w:lang w:val="zh_CN" w:bidi="zh_CN"/>
-        </w:rPr>
-        <w:t>会幕</w:t>
-      </w:r>
-      <w:r>
-        <w:rPr>
-          <w:lang w:val="zh_CN" w:bidi="zh_CN"/>
-        </w:rPr>
-        <w:t>是</w:t>
-      </w:r>
-      <w:r>
-        <w:rPr>
-          <w:lang w:val="zh_CN" w:bidi="zh_CN"/>
-        </w:rPr>
-        <w:t>以色列人</w:t>
-      </w:r>
-      <w:r>
-        <w:rPr>
-          <w:lang w:val="zh_CN" w:bidi="zh_CN"/>
-        </w:rPr>
-        <w:t>敬拜神的地方。 会幕的另一个名称是"帐幕"，因为这个帐篷是以色列人可以与神相遇的地方。</w:t>
+      <w:hyperlink r:id="rId17">
+        <w:r>
+          <w:rPr>
+            <w:lang w:val="zh_CN" w:bidi="zh_CN"/>
+          </w:rPr>
+          <w:rPr>
+            <w:color w:val="0000EE"/>
+            <w:u w:val="single"/>
+          </w:rPr>
+          <w:t>mp3 file</w:t>
+        </w:r>
+      </w:hyperlink>
+      <w:r>
+        <w:rPr>
+          <w:lang w:val="zh_CN" w:bidi="zh_CN"/>
+        </w:rPr>
+        <w:t xml:space="preserve"> (None KB)</w:t>
+      </w:r>
+      <w:r>
+        <w:rPr>
+          <w:lang w:val="zh_CN" w:bidi="zh_CN"/>
+        </w:rPr>
+      </w:r>
+      <w:r>
+        <w:rPr>
+          <w:lang w:val="zh_CN" w:bidi="zh_CN"/>
+        </w:rPr>
       </w:r>
     </w:p>
     <w:p>
@@ -463,83 +532,21 @@
           <w:lang w:val="zh_CN" w:bidi="zh_CN"/>
         </w:rPr>
       </w:r>
-      <w:r>
-        <w:rPr>
-          <w:lang w:val="zh_CN" w:bidi="zh_CN"/>
-        </w:rPr>
-        <w:t>在耶稣出生前的几千年，神将</w:t>
-      </w:r>
-      <w:r>
-        <w:rPr>
-          <w:lang w:val="zh_CN" w:bidi="zh_CN"/>
-        </w:rPr>
-        <w:t>亚伯拉罕</w:t>
-      </w:r>
-      <w:r>
-        <w:rPr>
-          <w:lang w:val="zh_CN" w:bidi="zh_CN"/>
-        </w:rPr>
-        <w:t>的后裔以色列人从埃及的奴役中解放出来。 以色列人的首领是摩西。 神指示摩西关于以色列人</w:t>
-      </w:r>
-      <w:r>
-        <w:rPr>
-          <w:lang w:val="zh_CN" w:bidi="zh_CN"/>
-        </w:rPr>
-        <w:t>敬拜</w:t>
-      </w:r>
-      <w:r>
-        <w:rPr>
-          <w:lang w:val="zh_CN" w:bidi="zh_CN"/>
-        </w:rPr>
-        <w:t>神的正确方式。 因为神是</w:t>
-      </w:r>
-      <w:r>
-        <w:rPr>
-          <w:lang w:val="zh_CN" w:bidi="zh_CN"/>
-        </w:rPr>
-        <w:t>圣洁的</w:t>
-      </w:r>
-      <w:r>
-        <w:rPr>
-          <w:lang w:val="zh_CN" w:bidi="zh_CN"/>
-        </w:rPr>
-        <w:t>，人是</w:t>
-      </w:r>
-      <w:r>
-        <w:rPr>
-          <w:lang w:val="zh_CN" w:bidi="zh_CN"/>
-        </w:rPr>
-        <w:t>有罪的</w:t>
-      </w:r>
-      <w:r>
-        <w:rPr>
-          <w:lang w:val="zh_CN" w:bidi="zh_CN"/>
-        </w:rPr>
-        <w:t>，所以人不能照著他们本来的样子来到神面前。 神不能容忍罪，任何直接来到神面前的人都会死。 但在那个时候，神使人们有可以通过</w:t>
-      </w:r>
-      <w:r>
-        <w:rPr>
-          <w:lang w:val="zh_CN" w:bidi="zh_CN"/>
-        </w:rPr>
-        <w:t>献祭</w:t>
-      </w:r>
-      <w:r>
-        <w:rPr>
-          <w:lang w:val="zh_CN" w:bidi="zh_CN"/>
-        </w:rPr>
-        <w:t>和其他使人</w:t>
-      </w:r>
-      <w:r>
-        <w:rPr>
-          <w:lang w:val="zh_CN" w:bidi="zh_CN"/>
-        </w:rPr>
-        <w:t>洁净</w:t>
-      </w:r>
-      <w:r>
-        <w:rPr>
-          <w:lang w:val="zh_CN" w:bidi="zh_CN"/>
-        </w:rPr>
-        <w:t>的仪式来到祂面前。 当人们在礼仪上洁净时，这意味着他们在神面前是可以被接受的。</w:t>
+    </w:p>
+    <w:p>
+      <w:pPr>
+        <w:pStyle w:val="Heading2"/>
+      </w:pPr>
+      <w:r>
+        <w:rPr>
+          <w:lang w:val="zh_CN" w:bidi="zh_CN"/>
+        </w:rPr>
+        <w:t>会幕</w:t>
+      </w:r>
+      <w:r>
+        <w:rPr>
+          <w:lang w:val="zh_CN" w:bidi="zh_CN"/>
+        </w:rPr>
       </w:r>
     </w:p>
     <w:p>
@@ -551,9 +558,34 @@
       </w:r>
       <w:r>
         <w:rPr>
-          <w:lang w:val="zh_CN" w:bidi="zh_CN"/>
-        </w:rPr>
-        <w:t>神告诉摩西建造一个特别的帐篷，是人们可以安全地与神相遇的地方。 这就是会幕。 人们用木板制成会幕，木板上覆盖着金子。 在建筑物的顶部，他们放置了漂亮的布料。 每当百姓开始他们的旅途时，他们都会把会幕拆开，并将会幕的部分揹在肩上。 当他们到达 下一个地方时，他们再次把它组装在一起。</w:t>
+          <w:b/>
+          <w:lang w:val="zh_CN" w:bidi="zh_CN"/>
+        </w:rPr>
+        <w:t>会幕</w:t>
+      </w:r>
+      <w:r>
+        <w:rPr>
+          <w:lang w:val="zh_CN" w:bidi="zh_CN"/>
+        </w:rPr>
+        <w:t>是</w:t>
+      </w:r>
+      <w:hyperlink r:id="rId18">
+        <w:r>
+          <w:rPr>
+            <w:lang w:val="zh_CN" w:bidi="zh_CN"/>
+          </w:rPr>
+          <w:rPr>
+            <w:color w:val="0000EE"/>
+            <w:u w:val="single"/>
+          </w:rPr>
+          <w:t>以色列人</w:t>
+        </w:r>
+      </w:hyperlink>
+      <w:r>
+        <w:rPr>
+          <w:lang w:val="zh_CN" w:bidi="zh_CN"/>
+        </w:rPr>
+        <w:t>敬拜神的地方。 会幕的另一个名称是"帐幕"，因为这个帐篷是以色列人可以与神相遇的地方。</w:t>
       </w:r>
     </w:p>
     <w:p>
@@ -567,13 +599,115 @@
         <w:rPr>
           <w:lang w:val="zh_CN" w:bidi="zh_CN"/>
         </w:rPr>
-        <w:t>祭司</w:t>
-      </w:r>
-      <w:r>
-        <w:rPr>
-          <w:lang w:val="zh_CN" w:bidi="zh_CN"/>
-        </w:rPr>
-        <w:t>是在会幕中工作的特别的人。 他们使人们可以来到神面前，并继续与神保持良好的关系。 祭司通过代表百姓献祭，并教导人们如何生活来做到这一点。</w:t>
+        <w:t>在耶稣出生前的几千年，神将</w:t>
+      </w:r>
+      <w:hyperlink r:id="rId19">
+        <w:r>
+          <w:rPr>
+            <w:lang w:val="zh_CN" w:bidi="zh_CN"/>
+          </w:rPr>
+          <w:rPr>
+            <w:color w:val="0000EE"/>
+            <w:u w:val="single"/>
+          </w:rPr>
+          <w:t>亚伯拉罕</w:t>
+        </w:r>
+      </w:hyperlink>
+      <w:r>
+        <w:rPr>
+          <w:lang w:val="zh_CN" w:bidi="zh_CN"/>
+        </w:rPr>
+        <w:t>的后裔以色列人从埃及的奴役中解放出来。 以色列人的首领是摩西。 神指示摩西关于以色列人</w:t>
+      </w:r>
+      <w:hyperlink r:id="rId20">
+        <w:r>
+          <w:rPr>
+            <w:lang w:val="zh_CN" w:bidi="zh_CN"/>
+          </w:rPr>
+          <w:rPr>
+            <w:color w:val="0000EE"/>
+            <w:u w:val="single"/>
+          </w:rPr>
+          <w:t>敬拜</w:t>
+        </w:r>
+      </w:hyperlink>
+      <w:r>
+        <w:rPr>
+          <w:lang w:val="zh_CN" w:bidi="zh_CN"/>
+        </w:rPr>
+        <w:t>神的正确方式。 因为神是</w:t>
+      </w:r>
+      <w:hyperlink r:id="rId21">
+        <w:r>
+          <w:rPr>
+            <w:lang w:val="zh_CN" w:bidi="zh_CN"/>
+          </w:rPr>
+          <w:rPr>
+            <w:color w:val="0000EE"/>
+            <w:u w:val="single"/>
+          </w:rPr>
+          <w:t>圣洁的</w:t>
+        </w:r>
+      </w:hyperlink>
+      <w:r>
+        <w:rPr>
+          <w:lang w:val="zh_CN" w:bidi="zh_CN"/>
+        </w:rPr>
+        <w:t>，人是</w:t>
+      </w:r>
+      <w:hyperlink r:id="rId15">
+        <w:r>
+          <w:rPr>
+            <w:lang w:val="zh_CN" w:bidi="zh_CN"/>
+          </w:rPr>
+          <w:rPr>
+            <w:color w:val="0000EE"/>
+            <w:u w:val="single"/>
+          </w:rPr>
+          <w:t>有罪的</w:t>
+        </w:r>
+      </w:hyperlink>
+      <w:r>
+        <w:rPr>
+          <w:lang w:val="zh_CN" w:bidi="zh_CN"/>
+        </w:rPr>
+        <w:t>，所以人不能照著他们本来的样子来到神面前。 神不能容忍罪，任何直接来到神面前的人都会死。 但在那个时候，神使人们有可以通过</w:t>
+      </w:r>
+      <w:hyperlink r:id="rId22">
+        <w:r>
+          <w:rPr>
+            <w:lang w:val="zh_CN" w:bidi="zh_CN"/>
+          </w:rPr>
+          <w:rPr>
+            <w:color w:val="0000EE"/>
+            <w:u w:val="single"/>
+          </w:rPr>
+          <w:t>献祭</w:t>
+        </w:r>
+      </w:hyperlink>
+      <w:r>
+        <w:rPr>
+          <w:lang w:val="zh_CN" w:bidi="zh_CN"/>
+        </w:rPr>
+        <w:t>和其他使人</w:t>
+      </w:r>
+      <w:hyperlink r:id="rId23">
+        <w:r>
+          <w:rPr>
+            <w:lang w:val="zh_CN" w:bidi="zh_CN"/>
+          </w:rPr>
+          <w:rPr>
+            <w:color w:val="0000EE"/>
+            <w:u w:val="single"/>
+          </w:rPr>
+          <w:t>洁净</w:t>
+        </w:r>
+      </w:hyperlink>
+      <w:r>
+        <w:rPr>
+          <w:lang w:val="zh_CN" w:bidi="zh_CN"/>
+        </w:rPr>
+        <w:t>的仪式来到祂面前。 当人们在礼仪上洁净时，这意味着他们在神面前是可以被接受的。</w:t>
       </w:r>
     </w:p>
     <w:p>
@@ -587,19 +721,7 @@
         <w:rPr>
           <w:lang w:val="zh_CN" w:bidi="zh_CN"/>
         </w:rPr>
-        <w:t>会幕前有一个院子。 院子里有一个</w:t>
-      </w:r>
-      <w:r>
-        <w:rPr>
-          <w:lang w:val="zh_CN" w:bidi="zh_CN"/>
-        </w:rPr>
-        <w:t>祭坛</w:t>
-      </w:r>
-      <w:r>
-        <w:rPr>
-          <w:lang w:val="zh_CN" w:bidi="zh_CN"/>
-        </w:rPr>
-        <w:t>，是祭司向神献祭的地方。</w:t>
+        <w:t>神告诉摩西建造一个特别的帐篷，是人们可以安全地与神相遇的地方。 这就是会幕。 人们用木板制成会幕，木板上覆盖着金子。 在建筑物的顶部，他们放置了漂亮的布料。 每当百姓开始他们的旅途时，他们都会把会幕拆开，并将会幕的部分揹在肩上。 当他们到达下一个地方时，他们再次把它组装在一起。</w:t>
       </w:r>
     </w:p>
     <w:p>
@@ -609,47 +731,23 @@
           <w:lang w:val="zh_CN" w:bidi="zh_CN"/>
         </w:rPr>
       </w:r>
-      <w:r>
-        <w:rPr>
-          <w:lang w:val="zh_CN" w:bidi="zh_CN"/>
-        </w:rPr>
-        <w:t>会幕本身被分成两部分。 第一部分被称为"圣所"。 只有祭司才能进入那个地方。 这个地方里有一张桌子，放着12个饼，祭司每周更换；一盏</w:t>
-      </w:r>
-      <w:r>
-        <w:rPr>
-          <w:lang w:val="zh_CN" w:bidi="zh_CN"/>
-        </w:rPr>
-        <w:t>油灯</w:t>
-      </w:r>
-      <w:r>
-        <w:rPr>
-          <w:lang w:val="zh_CN" w:bidi="zh_CN"/>
-        </w:rPr>
-        <w:t>始终燃烧著，还有一座小祭坛，祭司在其上燃烧带香味的香料。 所有这些物品都是具有更大意义的象征或图象。 祭司吃饼，可能象征著与神一起吃饭；这表明了人们可以与神保持良好的关系。 在圣经中，油通常是</w:t>
-      </w:r>
-      <w:r>
-        <w:rPr>
-          <w:lang w:val="zh_CN" w:bidi="zh_CN"/>
-        </w:rPr>
-        <w:t>圣灵</w:t>
-      </w:r>
-      <w:r>
-        <w:rPr>
-          <w:lang w:val="zh_CN" w:bidi="zh_CN"/>
-        </w:rPr>
-        <w:t>和神大能的象征。 因此，油灯象征著神与百姓同在。 香气中的香料象征著人们向神献上的</w:t>
-      </w:r>
-      <w:r>
-        <w:rPr>
-          <w:lang w:val="zh_CN" w:bidi="zh_CN"/>
-        </w:rPr>
-        <w:t>祷告</w:t>
-      </w:r>
-      <w:r>
-        <w:rPr>
-          <w:lang w:val="zh_CN" w:bidi="zh_CN"/>
-        </w:rPr>
-        <w:t>。</w:t>
+      <w:hyperlink r:id="rId24">
+        <w:r>
+          <w:rPr>
+            <w:lang w:val="zh_CN" w:bidi="zh_CN"/>
+          </w:rPr>
+          <w:rPr>
+            <w:color w:val="0000EE"/>
+            <w:u w:val="single"/>
+          </w:rPr>
+          <w:t>祭司</w:t>
+        </w:r>
+      </w:hyperlink>
+      <w:r>
+        <w:rPr>
+          <w:lang w:val="zh_CN" w:bidi="zh_CN"/>
+        </w:rPr>
+        <w:t xml:space="preserve">是在会幕中工作的特别的人。 他们使人们可以来到神面前，并继续与神保持良好的关系。 祭司通过代表百姓献祭，并教导人们如何生活来做到这一点。 </w:t>
       </w:r>
     </w:p>
     <w:p>
@@ -663,19 +761,25 @@
         <w:rPr>
           <w:lang w:val="zh_CN" w:bidi="zh_CN"/>
         </w:rPr>
-        <w:t>圣所的尽头挂着一层沉重的幔子。 这幅帐幕的后面是"至圣所"。 这个最神圣的地方内有约柜。 这是一个木箱，内外完全被金子覆盖。 箱子顶部有两个长着翅膀的受造物，代表一种特别的</w:t>
-      </w:r>
-      <w:r>
-        <w:rPr>
-          <w:lang w:val="zh_CN" w:bidi="zh_CN"/>
-        </w:rPr>
-        <w:t>天使</w:t>
-      </w:r>
-      <w:r>
-        <w:rPr>
-          <w:lang w:val="zh_CN" w:bidi="zh_CN"/>
-        </w:rPr>
-        <w:t>。 这个箱子象征著神的宝座。</w:t>
+        <w:t>会幕前有一个院子。 院子里有一个</w:t>
+      </w:r>
+      <w:hyperlink r:id="rId25">
+        <w:r>
+          <w:rPr>
+            <w:lang w:val="zh_CN" w:bidi="zh_CN"/>
+          </w:rPr>
+          <w:rPr>
+            <w:color w:val="0000EE"/>
+            <w:u w:val="single"/>
+          </w:rPr>
+          <w:t>祭坛</w:t>
+        </w:r>
+      </w:hyperlink>
+      <w:r>
+        <w:rPr>
+          <w:lang w:val="zh_CN" w:bidi="zh_CN"/>
+        </w:rPr>
+        <w:t>，是祭司向神献祭的地方。</w:t>
       </w:r>
     </w:p>
     <w:p>
@@ -689,31 +793,61 @@
         <w:rPr>
           <w:lang w:val="zh_CN" w:bidi="zh_CN"/>
         </w:rPr>
-        <w:t>这是最神圣的地方，因为神自己就在这个地方。 只有</w:t>
-      </w:r>
-      <w:r>
-        <w:rPr>
-          <w:lang w:val="zh_CN" w:bidi="zh_CN"/>
-        </w:rPr>
-        <w:t>大祭司</w:t>
-      </w:r>
-      <w:r>
-        <w:rPr>
-          <w:lang w:val="zh_CN" w:bidi="zh_CN"/>
-        </w:rPr>
-        <w:t>，也就是最重要的祭司，才能进入这个地方，而且他每年只能进入一次。 大祭司在"赎罪日"，即</w:t>
-      </w:r>
-      <w:r>
-        <w:rPr>
-          <w:lang w:val="zh_CN" w:bidi="zh_CN"/>
-        </w:rPr>
-        <w:t>赦免</w:t>
-      </w:r>
-      <w:r>
-        <w:rPr>
-          <w:lang w:val="zh_CN" w:bidi="zh_CN"/>
-        </w:rPr>
-        <w:t>的大日子时 进入。 即使以色列人每天都请求神饶恕他们的罪，但每年中有一次，大祭司会为所有的人在过去一年中，在不知情的状况下 所犯的所有罪请求饶恕。 人们所犯的罪使会幕不洁净，或不适合事奉神。 大祭司在赎罪日 所做的一件事是进入这个最神圣的地方，并将血洒在约柜上。 这象征著圣殿再次被洁净，除去百姓所犯的所有罪。</w:t>
+        <w:t>会幕本身被分成两部分。 第一部分被称为"圣所"。 只有祭司才能进入那个地方。 这个地方里有一张桌子，放着12个饼，祭司每周更换；一盏</w:t>
+      </w:r>
+      <w:hyperlink r:id="rId26">
+        <w:r>
+          <w:rPr>
+            <w:lang w:val="zh_CN" w:bidi="zh_CN"/>
+          </w:rPr>
+          <w:rPr>
+            <w:color w:val="0000EE"/>
+            <w:u w:val="single"/>
+          </w:rPr>
+          <w:t>油灯</w:t>
+        </w:r>
+      </w:hyperlink>
+      <w:r>
+        <w:rPr>
+          <w:lang w:val="zh_CN" w:bidi="zh_CN"/>
+        </w:rPr>
+        <w:t>始终燃烧著，还有一座小祭坛，祭司在其上燃烧带香味的香料。 所有这些物品都是具有更大意义的象征或图象。 祭司吃饼，可能象征著与神一起吃饭；这表明了人们可以与神保持良好的关系。 在圣经中，油通常是</w:t>
+      </w:r>
+      <w:hyperlink r:id="rId27">
+        <w:r>
+          <w:rPr>
+            <w:lang w:val="zh_CN" w:bidi="zh_CN"/>
+          </w:rPr>
+          <w:rPr>
+            <w:color w:val="0000EE"/>
+            <w:u w:val="single"/>
+          </w:rPr>
+          <w:t>圣灵</w:t>
+        </w:r>
+      </w:hyperlink>
+      <w:r>
+        <w:rPr>
+          <w:lang w:val="zh_CN" w:bidi="zh_CN"/>
+        </w:rPr>
+        <w:t>和神大能的象征。 因此，油灯象征著神与百姓同在。 香气中的香料象征著人们向神献上的</w:t>
+      </w:r>
+      <w:hyperlink r:id="rId28">
+        <w:r>
+          <w:rPr>
+            <w:lang w:val="zh_CN" w:bidi="zh_CN"/>
+          </w:rPr>
+          <w:rPr>
+            <w:color w:val="0000EE"/>
+            <w:u w:val="single"/>
+          </w:rPr>
+          <w:t>祷告</w:t>
+        </w:r>
+      </w:hyperlink>
+      <w:r>
+        <w:rPr>
+          <w:lang w:val="zh_CN" w:bidi="zh_CN"/>
+        </w:rPr>
+        <w:t>。</w:t>
       </w:r>
     </w:p>
     <w:p>
@@ -727,29 +861,25 @@
         <w:rPr>
           <w:lang w:val="zh_CN" w:bidi="zh_CN"/>
         </w:rPr>
-        <w:t>很久以后，当以色列人在这块土地上定居时，他们用一座永久性的建筑，即</w:t>
-      </w:r>
-      <w:r>
-        <w:rPr>
-          <w:lang w:val="zh_CN" w:bidi="zh_CN"/>
-        </w:rPr>
-        <w:t>圣殿</w:t>
-      </w:r>
-      <w:r>
-        <w:rPr>
-          <w:lang w:val="zh_CN" w:bidi="zh_CN"/>
-        </w:rPr>
-        <w:t>来取代了会幕。 圣殿的功能与会幕的功能相同，并且具有相同的结构，有院子，有圣所，有至圣所。</w:t>
-      </w:r>
-      <w:r>
-        <w:rPr>
-          <w:lang w:val="zh_CN" w:bidi="zh_CN"/>
-        </w:rPr>
-      </w:r>
-      <w:r>
-        <w:rPr>
-          <w:lang w:val="zh_CN" w:bidi="zh_CN"/>
-        </w:rPr>
+        <w:t>圣所的尽头挂着一层沉重的幔子。 这幅帐幕的后面是"至圣所"。 这个最神圣的地方内有约柜。 这是一个木箱，内外完全被金子覆盖。 箱子顶部有两个长着翅膀的受造物，代表一种特别的</w:t>
+      </w:r>
+      <w:hyperlink r:id="rId29">
+        <w:r>
+          <w:rPr>
+            <w:lang w:val="zh_CN" w:bidi="zh_CN"/>
+          </w:rPr>
+          <w:rPr>
+            <w:color w:val="0000EE"/>
+            <w:u w:val="single"/>
+          </w:rPr>
+          <w:t>天使</w:t>
+        </w:r>
+      </w:hyperlink>
+      <w:r>
+        <w:rPr>
+          <w:lang w:val="zh_CN" w:bidi="zh_CN"/>
+        </w:rPr>
+        <w:t>。 这个箱子象征著神的宝座。</w:t>
       </w:r>
     </w:p>
     <w:p>
@@ -759,21 +889,47 @@
           <w:lang w:val="zh_CN" w:bidi="zh_CN"/>
         </w:rPr>
       </w:r>
-    </w:p>
-    <w:p>
-      <w:pPr>
-        <w:pStyle w:val="Heading2"/>
-      </w:pPr>
-      <w:r>
-        <w:rPr>
-          <w:lang w:val="zh_CN" w:bidi="zh_CN"/>
-        </w:rPr>
-        <w:t>会堂</w:t>
-      </w:r>
-      <w:r>
-        <w:rPr>
-          <w:lang w:val="zh_CN" w:bidi="zh_CN"/>
-        </w:rPr>
+      <w:r>
+        <w:rPr>
+          <w:lang w:val="zh_CN" w:bidi="zh_CN"/>
+        </w:rPr>
+        <w:t>这是最神圣的地方，因为神自己就在这个地方。 只有</w:t>
+      </w:r>
+      <w:hyperlink r:id="rId30">
+        <w:r>
+          <w:rPr>
+            <w:lang w:val="zh_CN" w:bidi="zh_CN"/>
+          </w:rPr>
+          <w:rPr>
+            <w:color w:val="0000EE"/>
+            <w:u w:val="single"/>
+          </w:rPr>
+          <w:t>大祭司</w:t>
+        </w:r>
+      </w:hyperlink>
+      <w:r>
+        <w:rPr>
+          <w:lang w:val="zh_CN" w:bidi="zh_CN"/>
+        </w:rPr>
+        <w:t>，也就是最重要的祭司，才能进入这个地方，而且他每年只能进入一次。 大祭司在"赎罪日"，即</w:t>
+      </w:r>
+      <w:hyperlink r:id="rId16">
+        <w:r>
+          <w:rPr>
+            <w:lang w:val="zh_CN" w:bidi="zh_CN"/>
+          </w:rPr>
+          <w:rPr>
+            <w:color w:val="0000EE"/>
+            <w:u w:val="single"/>
+          </w:rPr>
+          <w:t>赦免</w:t>
+        </w:r>
+      </w:hyperlink>
+      <w:r>
+        <w:rPr>
+          <w:lang w:val="zh_CN" w:bidi="zh_CN"/>
+        </w:rPr>
+        <w:t>的大日子时进入。 即使以色列人每天都请求神饶恕他们的罪，但每年中有一次，大祭司会为所有的人在过去一年中，在不知情的状况下所犯的所有罪请求饶恕。 人们所犯的罪使会幕不洁净，或不适合事奉神。 大祭司在赎罪日所做的一件事是进入这个最神圣的地方，并将血洒在约柜上。 这象征著圣殿再次被洁净，除去百姓所犯的所有罪。</w:t>
       </w:r>
     </w:p>
     <w:p>
@@ -785,46 +941,37 @@
       </w:r>
       <w:r>
         <w:rPr>
-          <w:b/>
-          <w:lang w:val="zh_CN" w:bidi="zh_CN"/>
-        </w:rPr>
-        <w:t>会堂</w:t>
-      </w:r>
-      <w:r>
-        <w:rPr>
-          <w:lang w:val="zh_CN" w:bidi="zh_CN"/>
-        </w:rPr>
-        <w:t>是</w:t>
-      </w:r>
-      <w:r>
-        <w:rPr>
-          <w:lang w:val="zh_CN" w:bidi="zh_CN"/>
-        </w:rPr>
-        <w:t>犹太人</w:t>
-      </w:r>
-      <w:r>
-        <w:rPr>
-          <w:lang w:val="zh_CN" w:bidi="zh_CN"/>
-        </w:rPr>
-        <w:t>祷告</w:t>
-      </w:r>
-      <w:r>
-        <w:rPr>
-          <w:lang w:val="zh_CN" w:bidi="zh_CN"/>
-        </w:rPr>
-        <w:t>和学习</w:t>
-      </w:r>
-      <w:r>
-        <w:rPr>
-          <w:lang w:val="zh_CN" w:bidi="zh_CN"/>
-        </w:rPr>
-        <w:t>经文</w:t>
-      </w:r>
-      <w:r>
-        <w:rPr>
-          <w:lang w:val="zh_CN" w:bidi="zh_CN"/>
-        </w:rPr>
-        <w:t>，以及其他形式的讨论和教导的地方。</w:t>
+          <w:lang w:val="zh_CN" w:bidi="zh_CN"/>
+        </w:rPr>
+        <w:t>很久以后，当以色列人在这块土地上定居时，他们用一座永久性的建筑，即</w:t>
+      </w:r>
+      <w:hyperlink r:id="rId31">
+        <w:r>
+          <w:rPr>
+            <w:lang w:val="zh_CN" w:bidi="zh_CN"/>
+          </w:rPr>
+          <w:rPr>
+            <w:color w:val="0000EE"/>
+            <w:u w:val="single"/>
+          </w:rPr>
+          <w:t>圣殿</w:t>
+        </w:r>
+      </w:hyperlink>
+      <w:r>
+        <w:rPr>
+          <w:lang w:val="zh_CN" w:bidi="zh_CN"/>
+        </w:rPr>
+        <w:t>来取代了会幕。 圣殿的功能与会幕的功能相同，并且具有相同的结构，有院子，有圣所，有至圣所。</w:t>
+      </w:r>
+      <w:r>
+        <w:rPr>
+          <w:lang w:val="zh_CN" w:bidi="zh_CN"/>
+        </w:rPr>
+      </w:r>
+      <w:r>
+        <w:rPr>
+          <w:lang w:val="zh_CN" w:bidi="zh_CN"/>
+        </w:rPr>
       </w:r>
     </w:p>
     <w:p>
@@ -834,59 +981,32 @@
           <w:lang w:val="zh_CN" w:bidi="zh_CN"/>
         </w:rPr>
       </w:r>
-      <w:r>
-        <w:rPr>
-          <w:lang w:val="zh_CN" w:bidi="zh_CN"/>
-        </w:rPr>
-        <w:t>会堂与</w:t>
-      </w:r>
-      <w:r>
-        <w:rPr>
-          <w:lang w:val="zh_CN" w:bidi="zh_CN"/>
-        </w:rPr>
-        <w:t>圣殿</w:t>
-      </w:r>
-      <w:r>
-        <w:rPr>
-          <w:lang w:val="zh_CN" w:bidi="zh_CN"/>
-        </w:rPr>
-        <w:t>不同。 圣殿是人们向神</w:t>
-      </w:r>
-      <w:r>
-        <w:rPr>
-          <w:lang w:val="zh_CN" w:bidi="zh_CN"/>
-        </w:rPr>
-        <w:t>献祭</w:t>
-      </w:r>
-      <w:r>
-        <w:rPr>
-          <w:lang w:val="zh_CN" w:bidi="zh_CN"/>
-        </w:rPr>
-        <w:t>的地方。 人们不会到会堂献祭。 在</w:t>
-      </w:r>
-      <w:r>
-        <w:rPr>
-          <w:lang w:val="zh_CN" w:bidi="zh_CN"/>
-        </w:rPr>
-        <w:t>耶路撒冷</w:t>
-      </w:r>
-      <w:r>
-        <w:rPr>
-          <w:lang w:val="zh_CN" w:bidi="zh_CN"/>
-        </w:rPr>
-        <w:t>只有一座犹太人的圣殿，但是却有许多犹太会堂。 我们在旧约中没有听过会堂，但在新约时代，</w:t>
-      </w:r>
-      <w:r>
-        <w:rPr>
-          <w:lang w:val="zh_CN" w:bidi="zh_CN"/>
-        </w:rPr>
-        <w:t>以色列</w:t>
-      </w:r>
-      <w:r>
-        <w:rPr>
-          <w:lang w:val="zh_CN" w:bidi="zh_CN"/>
-        </w:rPr>
-        <w:t>各地以及犹太人居住的许多其他国家都有会堂。</w:t>
+    </w:p>
+    <w:p>
+      <w:pPr>
+        <w:pStyle w:val="Heading2"/>
+      </w:pPr>
+      <w:r>
+        <w:rPr>
+          <w:lang w:val="zh_CN" w:bidi="zh_CN"/>
+        </w:rPr>
+        <w:t>会幕</w:t>
+      </w:r>
+      <w:r>
+        <w:rPr>
+          <w:lang w:val="zh_CN" w:bidi="zh_CN"/>
+        </w:rPr>
+      </w:r>
+    </w:p>
+    <w:p>
+      <w:pPr>
+        <w:pStyle w:val="Heading4"/>
+      </w:pPr>
+      <w:r>
+        <w:rPr>
+          <w:lang w:val="zh_CN" w:bidi="zh_CN"/>
+        </w:rPr>
+        <w:t>Audio Content</w:t>
       </w:r>
     </w:p>
     <w:p>
@@ -896,23 +1016,33 @@
           <w:lang w:val="zh_CN" w:bidi="zh_CN"/>
         </w:rPr>
       </w:r>
-      <w:r>
-        <w:rPr>
-          <w:lang w:val="zh_CN" w:bidi="zh_CN"/>
-        </w:rPr>
-        <w:t>犹太人在</w:t>
-      </w:r>
-      <w:r>
-        <w:rPr>
-          <w:lang w:val="zh_CN" w:bidi="zh_CN"/>
-        </w:rPr>
-        <w:t>安息日</w:t>
-      </w:r>
-      <w:r>
-        <w:rPr>
-          <w:lang w:val="zh_CN" w:bidi="zh_CN"/>
-        </w:rPr>
-        <w:t>——每周休息日——和特殊的节日都会聚集在犹太会堂。 在聚会期间，他们一起祷告，读圣经，就是我们现在称为旧约的经文，并聆听有关经文的教导。</w:t>
+      <w:hyperlink r:id="rId17">
+        <w:r>
+          <w:rPr>
+            <w:lang w:val="zh_CN" w:bidi="zh_CN"/>
+          </w:rPr>
+          <w:rPr>
+            <w:color w:val="0000EE"/>
+            <w:u w:val="single"/>
+          </w:rPr>
+          <w:t>mp3 file</w:t>
+        </w:r>
+      </w:hyperlink>
+      <w:r>
+        <w:rPr>
+          <w:lang w:val="zh_CN" w:bidi="zh_CN"/>
+        </w:rPr>
+        <w:t xml:space="preserve"> (None KB)</w:t>
+      </w:r>
+      <w:r>
+        <w:rPr>
+          <w:lang w:val="zh_CN" w:bidi="zh_CN"/>
+        </w:rPr>
+      </w:r>
+      <w:r>
+        <w:rPr>
+          <w:lang w:val="zh_CN" w:bidi="zh_CN"/>
+        </w:rPr>
       </w:r>
     </w:p>
     <w:p>
@@ -922,11 +1052,21 @@
           <w:lang w:val="zh_CN" w:bidi="zh_CN"/>
         </w:rPr>
       </w:r>
-      <w:r>
-        <w:rPr>
-          <w:lang w:val="zh_CN" w:bidi="zh_CN"/>
-        </w:rPr>
-        <w:t>每个会堂都有一个管会堂的，负责管理建筑物，并确保一切事务都有序进行。 会堂的首领负责邀请人们前来祷告，或读经文，或教导。</w:t>
+    </w:p>
+    <w:p>
+      <w:pPr>
+        <w:pStyle w:val="Heading2"/>
+      </w:pPr>
+      <w:r>
+        <w:rPr>
+          <w:lang w:val="zh_CN" w:bidi="zh_CN"/>
+        </w:rPr>
+        <w:t>会堂</w:t>
+      </w:r>
+      <w:r>
+        <w:rPr>
+          <w:lang w:val="zh_CN" w:bidi="zh_CN"/>
+        </w:rPr>
       </w:r>
     </w:p>
     <w:p>
@@ -938,9 +1078,64 @@
       </w:r>
       <w:r>
         <w:rPr>
-          <w:lang w:val="zh_CN" w:bidi="zh_CN"/>
-        </w:rPr>
-        <w:t>经文是写在长条卷轴上，用植物的纤维或动物皮制成，被卷起来。 这些卷轴被保存在会堂内的盒子里。 卷轴很珍贵。 一个特别的负责人从盒子中取出一个卷轴，并把它交给要阅读的人。</w:t>
+          <w:b/>
+          <w:lang w:val="zh_CN" w:bidi="zh_CN"/>
+        </w:rPr>
+        <w:t>会堂</w:t>
+      </w:r>
+      <w:r>
+        <w:rPr>
+          <w:lang w:val="zh_CN" w:bidi="zh_CN"/>
+        </w:rPr>
+        <w:t>是</w:t>
+      </w:r>
+      <w:hyperlink r:id="rId32">
+        <w:r>
+          <w:rPr>
+            <w:lang w:val="zh_CN" w:bidi="zh_CN"/>
+          </w:rPr>
+          <w:rPr>
+            <w:color w:val="0000EE"/>
+            <w:u w:val="single"/>
+          </w:rPr>
+          <w:t>犹太人</w:t>
+        </w:r>
+      </w:hyperlink>
+      <w:hyperlink r:id="rId28">
+        <w:r>
+          <w:rPr>
+            <w:lang w:val="zh_CN" w:bidi="zh_CN"/>
+          </w:rPr>
+          <w:rPr>
+            <w:color w:val="0000EE"/>
+            <w:u w:val="single"/>
+          </w:rPr>
+          <w:t>祷告</w:t>
+        </w:r>
+      </w:hyperlink>
+      <w:r>
+        <w:rPr>
+          <w:lang w:val="zh_CN" w:bidi="zh_CN"/>
+        </w:rPr>
+        <w:t>和学习</w:t>
+      </w:r>
+      <w:hyperlink r:id="rId33">
+        <w:r>
+          <w:rPr>
+            <w:lang w:val="zh_CN" w:bidi="zh_CN"/>
+          </w:rPr>
+          <w:rPr>
+            <w:color w:val="0000EE"/>
+            <w:u w:val="single"/>
+          </w:rPr>
+          <w:t>经文</w:t>
+        </w:r>
+      </w:hyperlink>
+      <w:r>
+        <w:rPr>
+          <w:lang w:val="zh_CN" w:bidi="zh_CN"/>
+        </w:rPr>
+        <w:t>，以及其他形式的讨论和教导的地方。</w:t>
       </w:r>
     </w:p>
     <w:p>
@@ -954,7 +1149,79 @@
         <w:rPr>
           <w:lang w:val="zh_CN" w:bidi="zh_CN"/>
         </w:rPr>
-        <w:t>会堂也被用作儿童的学校，并作为人们讨论社区内问题的聚会场所。</w:t>
+        <w:t>会堂与</w:t>
+      </w:r>
+      <w:hyperlink r:id="rId31">
+        <w:r>
+          <w:rPr>
+            <w:lang w:val="zh_CN" w:bidi="zh_CN"/>
+          </w:rPr>
+          <w:rPr>
+            <w:color w:val="0000EE"/>
+            <w:u w:val="single"/>
+          </w:rPr>
+          <w:t>圣殿</w:t>
+        </w:r>
+      </w:hyperlink>
+      <w:r>
+        <w:rPr>
+          <w:lang w:val="zh_CN" w:bidi="zh_CN"/>
+        </w:rPr>
+        <w:t>不同。 圣殿是人们向神</w:t>
+      </w:r>
+      <w:hyperlink r:id="rId22">
+        <w:r>
+          <w:rPr>
+            <w:lang w:val="zh_CN" w:bidi="zh_CN"/>
+          </w:rPr>
+          <w:rPr>
+            <w:color w:val="0000EE"/>
+            <w:u w:val="single"/>
+          </w:rPr>
+          <w:t>献祭</w:t>
+        </w:r>
+      </w:hyperlink>
+      <w:r>
+        <w:rPr>
+          <w:lang w:val="zh_CN" w:bidi="zh_CN"/>
+        </w:rPr>
+        <w:t>的地方。 人们不会到会堂献祭。 在</w:t>
+      </w:r>
+      <w:hyperlink r:id="rId34">
+        <w:r>
+          <w:rPr>
+            <w:lang w:val="zh_CN" w:bidi="zh_CN"/>
+          </w:rPr>
+          <w:rPr>
+            <w:color w:val="0000EE"/>
+            <w:u w:val="single"/>
+          </w:rPr>
+          <w:t>耶路撒冷</w:t>
+        </w:r>
+      </w:hyperlink>
+      <w:r>
+        <w:rPr>
+          <w:lang w:val="zh_CN" w:bidi="zh_CN"/>
+        </w:rPr>
+        <w:t>只有一座犹太人的圣殿，但是却有许多犹太会堂。 我们在旧约中没有听过会堂，但在新约时代，</w:t>
+      </w:r>
+      <w:hyperlink r:id="rId35">
+        <w:r>
+          <w:rPr>
+            <w:lang w:val="zh_CN" w:bidi="zh_CN"/>
+          </w:rPr>
+          <w:rPr>
+            <w:color w:val="0000EE"/>
+            <w:u w:val="single"/>
+          </w:rPr>
+          <w:t>以色列</w:t>
+        </w:r>
+      </w:hyperlink>
+      <w:r>
+        <w:rPr>
+          <w:lang w:val="zh_CN" w:bidi="zh_CN"/>
+        </w:rPr>
+        <w:t>各地以及犹太人居住的许多其他国家都有会堂。</w:t>
       </w:r>
     </w:p>
     <w:p>
@@ -966,10 +1233,27 @@
       </w:r>
       <w:r>
         <w:rPr>
-          <w:b/>
-          <w:lang w:val="zh_CN" w:bidi="zh_CN"/>
-        </w:rPr>
-        <w:t>当你翻译"会堂"时，要注意以下几个事项：</w:t>
+          <w:lang w:val="zh_CN" w:bidi="zh_CN"/>
+        </w:rPr>
+        <w:t>犹太人在</w:t>
+      </w:r>
+      <w:hyperlink r:id="rId36">
+        <w:r>
+          <w:rPr>
+            <w:lang w:val="zh_CN" w:bidi="zh_CN"/>
+          </w:rPr>
+          <w:rPr>
+            <w:color w:val="0000EE"/>
+            <w:u w:val="single"/>
+          </w:rPr>
+          <w:t>安息日</w:t>
+        </w:r>
+      </w:hyperlink>
+      <w:r>
+        <w:rPr>
+          <w:lang w:val="zh_CN" w:bidi="zh_CN"/>
+        </w:rPr>
+        <w:t>——每周休息日——和特殊的节日都会聚集在犹太会堂。 在聚会期间，他们一起祷告，读圣经，就是我们现在称为旧约的经文，并聆听有关经文的教导。</w:t>
       </w:r>
     </w:p>
     <w:p>
@@ -983,31 +1267,171 @@
         <w:rPr>
           <w:lang w:val="zh_CN" w:bidi="zh_CN"/>
         </w:rPr>
+        <w:t>每个会堂都有一个管会堂的，负责管理建筑物，并确保一切事务都有序进行。 会堂的首领负责邀请人们前来祷告，或读经文，或教导。</w:t>
+      </w:r>
+    </w:p>
+    <w:p>
+      <w:pPr/>
+      <w:r>
+        <w:rPr>
+          <w:lang w:val="zh_CN" w:bidi="zh_CN"/>
+        </w:rPr>
+      </w:r>
+      <w:r>
+        <w:rPr>
+          <w:lang w:val="zh_CN" w:bidi="zh_CN"/>
+        </w:rPr>
+        <w:t>经文是写在长条卷轴上，用植物的纤维或动物皮制成，被卷起来。 这些卷轴被保存在会堂内的盒子里。 卷轴很珍贵。 一个特别的负责人从盒子中取出一个卷轴，并把它交给要阅读的人。</w:t>
+      </w:r>
+    </w:p>
+    <w:p>
+      <w:pPr/>
+      <w:r>
+        <w:rPr>
+          <w:lang w:val="zh_CN" w:bidi="zh_CN"/>
+        </w:rPr>
+      </w:r>
+      <w:r>
+        <w:rPr>
+          <w:lang w:val="zh_CN" w:bidi="zh_CN"/>
+        </w:rPr>
+        <w:t>会堂也被用作儿童的学校，并作为人们讨论社区内问题的聚会场所。</w:t>
+      </w:r>
+    </w:p>
+    <w:p>
+      <w:pPr/>
+      <w:r>
+        <w:rPr>
+          <w:lang w:val="zh_CN" w:bidi="zh_CN"/>
+        </w:rPr>
+      </w:r>
+      <w:r>
+        <w:rPr>
+          <w:b/>
+          <w:lang w:val="zh_CN" w:bidi="zh_CN"/>
+        </w:rPr>
+        <w:t>当你翻译"会堂"时，要注意以下几个事项：</w:t>
+      </w:r>
+    </w:p>
+    <w:p>
+      <w:pPr/>
+      <w:r>
+        <w:rPr>
+          <w:lang w:val="zh_CN" w:bidi="zh_CN"/>
+        </w:rPr>
+      </w:r>
+      <w:r>
+        <w:rPr>
+          <w:lang w:val="zh_CN" w:bidi="zh_CN"/>
+        </w:rPr>
         <w:t>你不应该使用与</w:t>
       </w:r>
-      <w:r>
-        <w:rPr>
-          <w:lang w:val="zh_CN" w:bidi="zh_CN"/>
-        </w:rPr>
-        <w:t>圣殿</w:t>
-      </w:r>
+      <w:hyperlink r:id="rId31">
+        <w:r>
+          <w:rPr>
+            <w:lang w:val="zh_CN" w:bidi="zh_CN"/>
+          </w:rPr>
+          <w:rPr>
+            <w:color w:val="0000EE"/>
+            <w:u w:val="single"/>
+          </w:rPr>
+          <w:t>圣殿</w:t>
+        </w:r>
+      </w:hyperlink>
       <w:r>
         <w:rPr>
           <w:lang w:val="zh_CN" w:bidi="zh_CN"/>
         </w:rPr>
         <w:t>相同的词。 你也不应该使用与你用来称呼</w:t>
       </w:r>
-      <w:r>
-        <w:rPr>
-          <w:lang w:val="zh_CN" w:bidi="zh_CN"/>
-        </w:rPr>
-        <w:t>教会</w:t>
-      </w:r>
+      <w:hyperlink r:id="rId37">
+        <w:r>
+          <w:rPr>
+            <w:lang w:val="zh_CN" w:bidi="zh_CN"/>
+          </w:rPr>
+          <w:rPr>
+            <w:color w:val="0000EE"/>
+            <w:u w:val="single"/>
+          </w:rPr>
+          <w:t>教会</w:t>
+        </w:r>
+      </w:hyperlink>
       <w:r>
         <w:rPr>
           <w:lang w:val="zh_CN" w:bidi="zh_CN"/>
         </w:rPr>
         <w:t>建筑相同的词。 你可以使用"犹太人的会堂"或"祷告殿"之类的短语。</w:t>
+      </w:r>
+      <w:r>
+        <w:rPr>
+          <w:lang w:val="zh_CN" w:bidi="zh_CN"/>
+        </w:rPr>
+      </w:r>
+      <w:r>
+        <w:rPr>
+          <w:lang w:val="zh_CN" w:bidi="zh_CN"/>
+        </w:rPr>
+      </w:r>
+    </w:p>
+    <w:p>
+      <w:pPr/>
+      <w:r>
+        <w:rPr>
+          <w:lang w:val="zh_CN" w:bidi="zh_CN"/>
+        </w:rPr>
+      </w:r>
+    </w:p>
+    <w:p>
+      <w:pPr>
+        <w:pStyle w:val="Heading2"/>
+      </w:pPr>
+      <w:r>
+        <w:rPr>
+          <w:lang w:val="zh_CN" w:bidi="zh_CN"/>
+        </w:rPr>
+        <w:t>会堂</w:t>
+      </w:r>
+      <w:r>
+        <w:rPr>
+          <w:lang w:val="zh_CN" w:bidi="zh_CN"/>
+        </w:rPr>
+      </w:r>
+    </w:p>
+    <w:p>
+      <w:pPr>
+        <w:pStyle w:val="Heading4"/>
+      </w:pPr>
+      <w:r>
+        <w:rPr>
+          <w:lang w:val="zh_CN" w:bidi="zh_CN"/>
+        </w:rPr>
+        <w:t>Audio Content</w:t>
+      </w:r>
+    </w:p>
+    <w:p>
+      <w:pPr/>
+      <w:r>
+        <w:rPr>
+          <w:lang w:val="zh_CN" w:bidi="zh_CN"/>
+        </w:rPr>
+      </w:r>
+      <w:hyperlink r:id="rId17">
+        <w:r>
+          <w:rPr>
+            <w:lang w:val="zh_CN" w:bidi="zh_CN"/>
+          </w:rPr>
+          <w:rPr>
+            <w:color w:val="0000EE"/>
+            <w:u w:val="single"/>
+          </w:rPr>
+          <w:t>mp3 file</w:t>
+        </w:r>
+      </w:hyperlink>
+      <w:r>
+        <w:rPr>
+          <w:lang w:val="zh_CN" w:bidi="zh_CN"/>
+        </w:rPr>
+        <w:t xml:space="preserve"> (None KB)</w:t>
       </w:r>
       <w:r>
         <w:rPr>

--- a/zhs/docx/028.content.docx
+++ b/zhs/docx/028.content.docx
@@ -39,80 +39,37 @@
           <w:b/>
           <w:lang w:val="zh_CN" w:bidi="zh_CN"/>
         </w:rPr>
-        <w:t>Familiarization, Internalization, Articulation (Fia) Terms</w:t>
-      </w:r>
-      <w:r>
-        <w:rPr>
-          <w:lang w:val="zh_CN" w:bidi="zh_CN"/>
-        </w:rPr>
-        <w:t xml:space="preserve"> (Chinese (Simplified)) is based on: </w:t>
-      </w:r>
-      <w:r>
-        <w:rPr>
-          <w:lang w:val="zh_CN" w:bidi="zh_CN"/>
-        </w:rPr>
-        <w:t>Familiarization, Internalization, Articulation (Fia) Terms</w:t>
-      </w:r>
-      <w:r>
-        <w:rPr>
-          <w:lang w:val="zh_CN" w:bidi="zh_CN"/>
-        </w:rPr>
-        <w:t xml:space="preserve">, </w:t>
-      </w:r>
-      <w:hyperlink r:id="rId13">
-        <w:r>
-          <w:rPr>
-            <w:lang w:val="zh_CN" w:bidi="zh_CN"/>
-          </w:rPr>
-          <w:rPr>
-            <w:color w:val="0000EE"/>
-            <w:u w:val="single"/>
-          </w:rPr>
-          <w:t>SRV Partners</w:t>
-        </w:r>
-      </w:hyperlink>
-      <w:r>
-        <w:rPr>
-          <w:lang w:val="zh_CN" w:bidi="zh_CN"/>
-        </w:rPr>
-        <w:t xml:space="preserve">, 2023, which is licensed under a </w:t>
-      </w:r>
-      <w:hyperlink r:id="rId14">
-        <w:r>
-          <w:rPr>
-            <w:lang w:val="zh_CN" w:bidi="zh_CN"/>
-          </w:rPr>
-          <w:rPr>
-            <w:color w:val="0000EE"/>
-            <w:u w:val="single"/>
-          </w:rPr>
-          <w:t>CC BY-SA 4.0 license</w:t>
-        </w:r>
-      </w:hyperlink>
-      <w:r>
-        <w:rPr>
-          <w:lang w:val="zh_CN" w:bidi="zh_CN"/>
-        </w:rPr>
-        <w:t>.</w:t>
-      </w:r>
-      <w:r>
-        <w:rPr>
-          <w:lang w:val="zh_CN" w:bidi="zh_CN"/>
-        </w:rPr>
-      </w:r>
-    </w:p>
-    <w:p>
-      <w:pPr/>
-      <w:r>
-        <w:rPr>
-          <w:lang w:val="zh_CN" w:bidi="zh_CN"/>
-        </w:rPr>
-      </w:r>
-      <w:r>
-        <w:rPr>
-          <w:lang w:val="zh_CN" w:bidi="zh_CN"/>
-        </w:rPr>
-        <w:t>This PDF version is provided under the same license.</w:t>
+        <w:t>Familiarization, Internalization, Articulation (FIA) Key Terms</w:t>
+      </w:r>
+      <w:r>
+        <w:rPr>
+          <w:lang w:val="zh_CN" w:bidi="zh_CN"/>
+        </w:rPr>
+        <w:t xml:space="preserve"> © 2023 SRV Partners Released under CC BY-SA 4.0 license. </w:t>
+      </w:r>
+      <w:r>
+        <w:rPr>
+          <w:lang w:val="zh_CN" w:bidi="zh_CN"/>
+        </w:rPr>
+        <w:t>Familiarization, Internalization, Articulation (FIA) Key Terms</w:t>
+      </w:r>
+      <w:r>
+        <w:rPr>
+          <w:lang w:val="zh_CN" w:bidi="zh_CN"/>
+        </w:rPr>
+        <w:t xml:space="preserve"> has been adapted in the following languages Tok Pisin, عربي, Français, हिंदी, Bahasa Indonesia, Português, Русский, Español, Kiswahili, 简体中文 from </w:t>
+      </w:r>
+      <w:r>
+        <w:rPr>
+          <w:lang w:val="zh_CN" w:bidi="zh_CN"/>
+        </w:rPr>
+        <w:t>Familiarization, Internalization, Articulation (FIA)</w:t>
+      </w:r>
+      <w:r>
+        <w:rPr>
+          <w:lang w:val="zh_CN" w:bidi="zh_CN"/>
+        </w:rPr>
+        <w:t xml:space="preserve"> © 2023 SRV Partners. Released under CC BY-SA 4.0 license by Mission Mutual</w:t>
       </w:r>
       <w:r>
         <w:rPr>
@@ -281,7 +238,7 @@
         </w:rPr>
         <w:t>神告诉百姓，他们必须为他们的</w:t>
       </w:r>
-      <w:hyperlink r:id="rId15">
+      <w:hyperlink r:id="rId13">
         <w:r>
           <w:rPr>
             <w:lang w:val="zh_CN" w:bidi="zh_CN"/>
@@ -299,7 +256,7 @@
         </w:rPr>
         <w:t>悔改。 当人们悔改时，神会</w:t>
       </w:r>
-      <w:hyperlink r:id="rId16">
+      <w:hyperlink r:id="rId14">
         <w:r>
           <w:rPr>
             <w:lang w:val="zh_CN" w:bidi="zh_CN"/>
@@ -496,7 +453,7 @@
           <w:lang w:val="zh_CN" w:bidi="zh_CN"/>
         </w:rPr>
       </w:r>
-      <w:hyperlink r:id="rId17">
+      <w:hyperlink r:id="rId15">
         <w:r>
           <w:rPr>
             <w:lang w:val="zh_CN" w:bidi="zh_CN"/>
@@ -569,7 +526,7 @@
         </w:rPr>
         <w:t>是</w:t>
       </w:r>
-      <w:hyperlink r:id="rId18">
+      <w:hyperlink r:id="rId16">
         <w:r>
           <w:rPr>
             <w:lang w:val="zh_CN" w:bidi="zh_CN"/>
@@ -601,7 +558,7 @@
         </w:rPr>
         <w:t>在耶稣出生前的几千年，神将</w:t>
       </w:r>
-      <w:hyperlink r:id="rId19">
+      <w:hyperlink r:id="rId17">
         <w:r>
           <w:rPr>
             <w:lang w:val="zh_CN" w:bidi="zh_CN"/>
@@ -619,7 +576,7 @@
         </w:rPr>
         <w:t>的后裔以色列人从埃及的奴役中解放出来。 以色列人的首领是摩西。 神指示摩西关于以色列人</w:t>
       </w:r>
-      <w:hyperlink r:id="rId20">
+      <w:hyperlink r:id="rId18">
         <w:r>
           <w:rPr>
             <w:lang w:val="zh_CN" w:bidi="zh_CN"/>
@@ -637,7 +594,7 @@
         </w:rPr>
         <w:t>神的正确方式。 因为神是</w:t>
       </w:r>
-      <w:hyperlink r:id="rId21">
+      <w:hyperlink r:id="rId19">
         <w:r>
           <w:rPr>
             <w:lang w:val="zh_CN" w:bidi="zh_CN"/>
@@ -655,7 +612,7 @@
         </w:rPr>
         <w:t>，人是</w:t>
       </w:r>
-      <w:hyperlink r:id="rId15">
+      <w:hyperlink r:id="rId13">
         <w:r>
           <w:rPr>
             <w:lang w:val="zh_CN" w:bidi="zh_CN"/>
@@ -673,7 +630,7 @@
         </w:rPr>
         <w:t>，所以人不能照著他们本来的样子来到神面前。 神不能容忍罪，任何直接来到神面前的人都会死。 但在那个时候，神使人们有可以通过</w:t>
       </w:r>
-      <w:hyperlink r:id="rId22">
+      <w:hyperlink r:id="rId20">
         <w:r>
           <w:rPr>
             <w:lang w:val="zh_CN" w:bidi="zh_CN"/>
@@ -691,7 +648,7 @@
         </w:rPr>
         <w:t>和其他使人</w:t>
       </w:r>
-      <w:hyperlink r:id="rId23">
+      <w:hyperlink r:id="rId21">
         <w:r>
           <w:rPr>
             <w:lang w:val="zh_CN" w:bidi="zh_CN"/>
@@ -731,7 +688,7 @@
           <w:lang w:val="zh_CN" w:bidi="zh_CN"/>
         </w:rPr>
       </w:r>
-      <w:hyperlink r:id="rId24">
+      <w:hyperlink r:id="rId22">
         <w:r>
           <w:rPr>
             <w:lang w:val="zh_CN" w:bidi="zh_CN"/>
@@ -763,7 +720,7 @@
         </w:rPr>
         <w:t>会幕前有一个院子。 院子里有一个</w:t>
       </w:r>
-      <w:hyperlink r:id="rId25">
+      <w:hyperlink r:id="rId23">
         <w:r>
           <w:rPr>
             <w:lang w:val="zh_CN" w:bidi="zh_CN"/>
@@ -795,7 +752,7 @@
         </w:rPr>
         <w:t>会幕本身被分成两部分。 第一部分被称为"圣所"。 只有祭司才能进入那个地方。 这个地方里有一张桌子，放着12个饼，祭司每周更换；一盏</w:t>
       </w:r>
-      <w:hyperlink r:id="rId26">
+      <w:hyperlink r:id="rId24">
         <w:r>
           <w:rPr>
             <w:lang w:val="zh_CN" w:bidi="zh_CN"/>
@@ -813,7 +770,7 @@
         </w:rPr>
         <w:t>始终燃烧著，还有一座小祭坛，祭司在其上燃烧带香味的香料。 所有这些物品都是具有更大意义的象征或图象。 祭司吃饼，可能象征著与神一起吃饭；这表明了人们可以与神保持良好的关系。 在圣经中，油通常是</w:t>
       </w:r>
-      <w:hyperlink r:id="rId27">
+      <w:hyperlink r:id="rId25">
         <w:r>
           <w:rPr>
             <w:lang w:val="zh_CN" w:bidi="zh_CN"/>
@@ -831,7 +788,7 @@
         </w:rPr>
         <w:t>和神大能的象征。 因此，油灯象征著神与百姓同在。 香气中的香料象征著人们向神献上的</w:t>
       </w:r>
-      <w:hyperlink r:id="rId28">
+      <w:hyperlink r:id="rId26">
         <w:r>
           <w:rPr>
             <w:lang w:val="zh_CN" w:bidi="zh_CN"/>
@@ -863,7 +820,7 @@
         </w:rPr>
         <w:t>圣所的尽头挂着一层沉重的幔子。 这幅帐幕的后面是"至圣所"。 这个最神圣的地方内有约柜。 这是一个木箱，内外完全被金子覆盖。 箱子顶部有两个长着翅膀的受造物，代表一种特别的</w:t>
       </w:r>
-      <w:hyperlink r:id="rId29">
+      <w:hyperlink r:id="rId27">
         <w:r>
           <w:rPr>
             <w:lang w:val="zh_CN" w:bidi="zh_CN"/>
@@ -895,7 +852,7 @@
         </w:rPr>
         <w:t>这是最神圣的地方，因为神自己就在这个地方。 只有</w:t>
       </w:r>
-      <w:hyperlink r:id="rId30">
+      <w:hyperlink r:id="rId28">
         <w:r>
           <w:rPr>
             <w:lang w:val="zh_CN" w:bidi="zh_CN"/>
@@ -913,7 +870,7 @@
         </w:rPr>
         <w:t>，也就是最重要的祭司，才能进入这个地方，而且他每年只能进入一次。 大祭司在"赎罪日"，即</w:t>
       </w:r>
-      <w:hyperlink r:id="rId16">
+      <w:hyperlink r:id="rId14">
         <w:r>
           <w:rPr>
             <w:lang w:val="zh_CN" w:bidi="zh_CN"/>
@@ -945,7 +902,7 @@
         </w:rPr>
         <w:t>很久以后，当以色列人在这块土地上定居时，他们用一座永久性的建筑，即</w:t>
       </w:r>
-      <w:hyperlink r:id="rId31">
+      <w:hyperlink r:id="rId29">
         <w:r>
           <w:rPr>
             <w:lang w:val="zh_CN" w:bidi="zh_CN"/>
@@ -1016,7 +973,7 @@
           <w:lang w:val="zh_CN" w:bidi="zh_CN"/>
         </w:rPr>
       </w:r>
-      <w:hyperlink r:id="rId17">
+      <w:hyperlink r:id="rId15">
         <w:r>
           <w:rPr>
             <w:lang w:val="zh_CN" w:bidi="zh_CN"/>
@@ -1089,7 +1046,7 @@
         </w:rPr>
         <w:t>是</w:t>
       </w:r>
-      <w:hyperlink r:id="rId32">
+      <w:hyperlink r:id="rId30">
         <w:r>
           <w:rPr>
             <w:lang w:val="zh_CN" w:bidi="zh_CN"/>
@@ -1101,7 +1058,7 @@
           <w:t>犹太人</w:t>
         </w:r>
       </w:hyperlink>
-      <w:hyperlink r:id="rId28">
+      <w:hyperlink r:id="rId26">
         <w:r>
           <w:rPr>
             <w:lang w:val="zh_CN" w:bidi="zh_CN"/>
@@ -1119,7 +1076,7 @@
         </w:rPr>
         <w:t>和学习</w:t>
       </w:r>
-      <w:hyperlink r:id="rId33">
+      <w:hyperlink r:id="rId31">
         <w:r>
           <w:rPr>
             <w:lang w:val="zh_CN" w:bidi="zh_CN"/>
@@ -1151,7 +1108,7 @@
         </w:rPr>
         <w:t>会堂与</w:t>
       </w:r>
-      <w:hyperlink r:id="rId31">
+      <w:hyperlink r:id="rId29">
         <w:r>
           <w:rPr>
             <w:lang w:val="zh_CN" w:bidi="zh_CN"/>
@@ -1169,7 +1126,7 @@
         </w:rPr>
         <w:t>不同。 圣殿是人们向神</w:t>
       </w:r>
-      <w:hyperlink r:id="rId22">
+      <w:hyperlink r:id="rId20">
         <w:r>
           <w:rPr>
             <w:lang w:val="zh_CN" w:bidi="zh_CN"/>
@@ -1187,7 +1144,7 @@
         </w:rPr>
         <w:t>的地方。 人们不会到会堂献祭。 在</w:t>
       </w:r>
-      <w:hyperlink r:id="rId34">
+      <w:hyperlink r:id="rId32">
         <w:r>
           <w:rPr>
             <w:lang w:val="zh_CN" w:bidi="zh_CN"/>
@@ -1205,7 +1162,7 @@
         </w:rPr>
         <w:t>只有一座犹太人的圣殿，但是却有许多犹太会堂。 我们在旧约中没有听过会堂，但在新约时代，</w:t>
       </w:r>
-      <w:hyperlink r:id="rId35">
+      <w:hyperlink r:id="rId33">
         <w:r>
           <w:rPr>
             <w:lang w:val="zh_CN" w:bidi="zh_CN"/>
@@ -1237,7 +1194,7 @@
         </w:rPr>
         <w:t>犹太人在</w:t>
       </w:r>
-      <w:hyperlink r:id="rId36">
+      <w:hyperlink r:id="rId34">
         <w:r>
           <w:rPr>
             <w:lang w:val="zh_CN" w:bidi="zh_CN"/>
@@ -1326,7 +1283,7 @@
         </w:rPr>
         <w:t>你不应该使用与</w:t>
       </w:r>
-      <w:hyperlink r:id="rId31">
+      <w:hyperlink r:id="rId29">
         <w:r>
           <w:rPr>
             <w:lang w:val="zh_CN" w:bidi="zh_CN"/>
@@ -1344,7 +1301,7 @@
         </w:rPr>
         <w:t>相同的词。 你也不应该使用与你用来称呼</w:t>
       </w:r>
-      <w:hyperlink r:id="rId37">
+      <w:hyperlink r:id="rId35">
         <w:r>
           <w:rPr>
             <w:lang w:val="zh_CN" w:bidi="zh_CN"/>
@@ -1415,7 +1372,7 @@
           <w:lang w:val="zh_CN" w:bidi="zh_CN"/>
         </w:rPr>
       </w:r>
-      <w:hyperlink r:id="rId17">
+      <w:hyperlink r:id="rId15">
         <w:r>
           <w:rPr>
             <w:lang w:val="zh_CN" w:bidi="zh_CN"/>

--- a/zhs/docx/028.content.docx
+++ b/zhs/docx/028.content.docx
@@ -45,7 +45,7 @@
         <w:rPr>
           <w:lang w:val="zh_CN" w:bidi="zh_CN"/>
         </w:rPr>
-        <w:t xml:space="preserve"> © 2023 SRV Partners Released under CC BY-SA 4.0 license. </w:t>
+        <w:t xml:space="preserve"> © 2025 Word Collective Released under CC BY-SA 4.0 license. </w:t>
       </w:r>
       <w:r>
         <w:rPr>
@@ -69,7 +69,7 @@
         <w:rPr>
           <w:lang w:val="zh_CN" w:bidi="zh_CN"/>
         </w:rPr>
-        <w:t xml:space="preserve"> © 2023 SRV Partners. Released under CC BY-SA 4.0 license by Mission Mutual</w:t>
+        <w:t xml:space="preserve"> © 2025 Word Collective. Released under CC BY-SA 4.0 license by Mission Mutual</w:t>
       </w:r>
       <w:r>
         <w:rPr>
